--- a/02_output/tables/RQ1/RQ1.2_comp_table.docx
+++ b/02_output/tables/RQ1/RQ1.2_comp_table.docx
@@ -1353,6 +1353,633 @@
             </w:pPr>
             <w:r>
               <w:t xml:space="preserve">0.703</w:t>
+            </w:r>
+          </w:p>
+        </w:tc>
+      </w:tr>
+      <w:tr>
+        <w:tc>
+          <w:tcPr>
+            <w:gridSpan w:val="6"/>
+          </w:tcPr>
+          <w:p>
+            <w:pPr>
+              <w:pStyle w:val="Compact"/>
+            </w:pPr>
+            <w:r>
+              <w:t xml:space="preserve">By Living Standard</w:t>
+            </w:r>
+          </w:p>
+        </w:tc>
+      </w:tr>
+      <w:tr>
+        <w:tc>
+          <w:tcPr/>
+          <w:p>
+            <w:pPr>
+              <w:pStyle w:val="Compact"/>
+            </w:pPr>
+            <w:r>
+              <w:t xml:space="preserve">Difficult</w:t>
+            </w:r>
+          </w:p>
+        </w:tc>
+        <w:tc>
+          <w:tcPr/>
+          <w:p>
+            <w:pPr>
+              <w:pStyle w:val="Compact"/>
+            </w:pPr>
+            <w:r>
+              <w:t xml:space="preserve">Hope - Control</w:t>
+            </w:r>
+          </w:p>
+        </w:tc>
+        <w:tc>
+          <w:tcPr/>
+          <w:p>
+            <w:pPr>
+              <w:pStyle w:val="Compact"/>
+            </w:pPr>
+            <w:r>
+              <w:t xml:space="preserve">0.058</w:t>
+            </w:r>
+          </w:p>
+        </w:tc>
+        <w:tc>
+          <w:tcPr/>
+          <w:p>
+            <w:pPr>
+              <w:pStyle w:val="Compact"/>
+            </w:pPr>
+            <w:r>
+              <w:t xml:space="preserve">-0.018</w:t>
+            </w:r>
+          </w:p>
+        </w:tc>
+        <w:tc>
+          <w:tcPr/>
+          <w:p>
+            <w:pPr>
+              <w:pStyle w:val="Compact"/>
+            </w:pPr>
+            <w:r>
+              <w:t xml:space="preserve">0.132</w:t>
+            </w:r>
+          </w:p>
+        </w:tc>
+        <w:tc>
+          <w:tcPr/>
+          <w:p>
+            <w:pPr>
+              <w:pStyle w:val="Compact"/>
+            </w:pPr>
+            <w:r>
+              <w:t xml:space="preserve">0.932</w:t>
+            </w:r>
+          </w:p>
+        </w:tc>
+      </w:tr>
+      <w:tr>
+        <w:tc>
+          <w:tcPr/>
+          <w:p>
+            <w:pPr>
+              <w:pStyle w:val="Compact"/>
+            </w:pPr>
+            <w:r>
+              <w:t xml:space="preserve">Difficult</w:t>
+            </w:r>
+          </w:p>
+        </w:tc>
+        <w:tc>
+          <w:tcPr/>
+          <w:p>
+            <w:pPr>
+              <w:pStyle w:val="Compact"/>
+            </w:pPr>
+            <w:r>
+              <w:t xml:space="preserve">Anxiety - Control</w:t>
+            </w:r>
+          </w:p>
+        </w:tc>
+        <w:tc>
+          <w:tcPr/>
+          <w:p>
+            <w:pPr>
+              <w:pStyle w:val="Compact"/>
+            </w:pPr>
+            <w:r>
+              <w:t xml:space="preserve">-0.014</w:t>
+            </w:r>
+          </w:p>
+        </w:tc>
+        <w:tc>
+          <w:tcPr/>
+          <w:p>
+            <w:pPr>
+              <w:pStyle w:val="Compact"/>
+            </w:pPr>
+            <w:r>
+              <w:t xml:space="preserve">-0.089</w:t>
+            </w:r>
+          </w:p>
+        </w:tc>
+        <w:tc>
+          <w:tcPr/>
+          <w:p>
+            <w:pPr>
+              <w:pStyle w:val="Compact"/>
+            </w:pPr>
+            <w:r>
+              <w:t xml:space="preserve">0.058</w:t>
+            </w:r>
+          </w:p>
+        </w:tc>
+        <w:tc>
+          <w:tcPr/>
+          <w:p>
+            <w:pPr>
+              <w:pStyle w:val="Compact"/>
+            </w:pPr>
+            <w:r>
+              <w:t xml:space="preserve">0.647</w:t>
+            </w:r>
+          </w:p>
+        </w:tc>
+      </w:tr>
+      <w:tr>
+        <w:tc>
+          <w:tcPr/>
+          <w:p>
+            <w:pPr>
+              <w:pStyle w:val="Compact"/>
+            </w:pPr>
+            <w:r>
+              <w:t xml:space="preserve">Coping</w:t>
+            </w:r>
+          </w:p>
+        </w:tc>
+        <w:tc>
+          <w:tcPr/>
+          <w:p>
+            <w:pPr>
+              <w:pStyle w:val="Compact"/>
+            </w:pPr>
+            <w:r>
+              <w:t xml:space="preserve">Hope - Control</w:t>
+            </w:r>
+          </w:p>
+        </w:tc>
+        <w:tc>
+          <w:tcPr/>
+          <w:p>
+            <w:pPr>
+              <w:pStyle w:val="Compact"/>
+            </w:pPr>
+            <w:r>
+              <w:t xml:space="preserve">0.005</w:t>
+            </w:r>
+          </w:p>
+        </w:tc>
+        <w:tc>
+          <w:tcPr/>
+          <w:p>
+            <w:pPr>
+              <w:pStyle w:val="Compact"/>
+            </w:pPr>
+            <w:r>
+              <w:t xml:space="preserve">-0.049</w:t>
+            </w:r>
+          </w:p>
+        </w:tc>
+        <w:tc>
+          <w:tcPr/>
+          <w:p>
+            <w:pPr>
+              <w:pStyle w:val="Compact"/>
+            </w:pPr>
+            <w:r>
+              <w:t xml:space="preserve">0.063</w:t>
+            </w:r>
+          </w:p>
+        </w:tc>
+        <w:tc>
+          <w:tcPr/>
+          <w:p>
+            <w:pPr>
+              <w:pStyle w:val="Compact"/>
+            </w:pPr>
+            <w:r>
+              <w:t xml:space="preserve">0.574</w:t>
+            </w:r>
+          </w:p>
+        </w:tc>
+      </w:tr>
+      <w:tr>
+        <w:tc>
+          <w:tcPr/>
+          <w:p>
+            <w:pPr>
+              <w:pStyle w:val="Compact"/>
+            </w:pPr>
+            <w:r>
+              <w:t xml:space="preserve">Coping</w:t>
+            </w:r>
+          </w:p>
+        </w:tc>
+        <w:tc>
+          <w:tcPr/>
+          <w:p>
+            <w:pPr>
+              <w:pStyle w:val="Compact"/>
+            </w:pPr>
+            <w:r>
+              <w:t xml:space="preserve">Anxiety - Control</w:t>
+            </w:r>
+          </w:p>
+        </w:tc>
+        <w:tc>
+          <w:tcPr/>
+          <w:p>
+            <w:pPr>
+              <w:pStyle w:val="Compact"/>
+            </w:pPr>
+            <w:r>
+              <w:t xml:space="preserve">0.021</w:t>
+            </w:r>
+          </w:p>
+        </w:tc>
+        <w:tc>
+          <w:tcPr/>
+          <w:p>
+            <w:pPr>
+              <w:pStyle w:val="Compact"/>
+            </w:pPr>
+            <w:r>
+              <w:t xml:space="preserve">-0.035</w:t>
+            </w:r>
+          </w:p>
+        </w:tc>
+        <w:tc>
+          <w:tcPr/>
+          <w:p>
+            <w:pPr>
+              <w:pStyle w:val="Compact"/>
+            </w:pPr>
+            <w:r>
+              <w:t xml:space="preserve">0.077</w:t>
+            </w:r>
+          </w:p>
+        </w:tc>
+        <w:tc>
+          <w:tcPr/>
+          <w:p>
+            <w:pPr>
+              <w:pStyle w:val="Compact"/>
+            </w:pPr>
+            <w:r>
+              <w:t xml:space="preserve">0.770</w:t>
+            </w:r>
+          </w:p>
+        </w:tc>
+      </w:tr>
+      <w:tr>
+        <w:tc>
+          <w:tcPr/>
+          <w:p>
+            <w:pPr>
+              <w:pStyle w:val="Compact"/>
+            </w:pPr>
+            <w:r>
+              <w:t xml:space="preserve">Comfortable</w:t>
+            </w:r>
+          </w:p>
+        </w:tc>
+        <w:tc>
+          <w:tcPr/>
+          <w:p>
+            <w:pPr>
+              <w:pStyle w:val="Compact"/>
+            </w:pPr>
+            <w:r>
+              <w:t xml:space="preserve">Hope - Control</w:t>
+            </w:r>
+          </w:p>
+        </w:tc>
+        <w:tc>
+          <w:tcPr/>
+          <w:p>
+            <w:pPr>
+              <w:pStyle w:val="Compact"/>
+            </w:pPr>
+            <w:r>
+              <w:t xml:space="preserve">-0.020</w:t>
+            </w:r>
+          </w:p>
+        </w:tc>
+        <w:tc>
+          <w:tcPr/>
+          <w:p>
+            <w:pPr>
+              <w:pStyle w:val="Compact"/>
+            </w:pPr>
+            <w:r>
+              <w:t xml:space="preserve">-0.081</w:t>
+            </w:r>
+          </w:p>
+        </w:tc>
+        <w:tc>
+          <w:tcPr/>
+          <w:p>
+            <w:pPr>
+              <w:pStyle w:val="Compact"/>
+            </w:pPr>
+            <w:r>
+              <w:t xml:space="preserve">0.039</w:t>
+            </w:r>
+          </w:p>
+        </w:tc>
+        <w:tc>
+          <w:tcPr/>
+          <w:p>
+            <w:pPr>
+              <w:pStyle w:val="Compact"/>
+            </w:pPr>
+            <w:r>
+              <w:t xml:space="preserve">0.745</w:t>
+            </w:r>
+          </w:p>
+        </w:tc>
+      </w:tr>
+      <w:tr>
+        <w:tc>
+          <w:tcPr/>
+          <w:p>
+            <w:pPr>
+              <w:pStyle w:val="Compact"/>
+            </w:pPr>
+            <w:r>
+              <w:t xml:space="preserve">Comfortable</w:t>
+            </w:r>
+          </w:p>
+        </w:tc>
+        <w:tc>
+          <w:tcPr/>
+          <w:p>
+            <w:pPr>
+              <w:pStyle w:val="Compact"/>
+            </w:pPr>
+            <w:r>
+              <w:t xml:space="preserve">Anxiety - Control</w:t>
+            </w:r>
+          </w:p>
+        </w:tc>
+        <w:tc>
+          <w:tcPr/>
+          <w:p>
+            <w:pPr>
+              <w:pStyle w:val="Compact"/>
+            </w:pPr>
+            <w:r>
+              <w:t xml:space="preserve">-0.017</w:t>
+            </w:r>
+          </w:p>
+        </w:tc>
+        <w:tc>
+          <w:tcPr/>
+          <w:p>
+            <w:pPr>
+              <w:pStyle w:val="Compact"/>
+            </w:pPr>
+            <w:r>
+              <w:t xml:space="preserve">-0.073</w:t>
+            </w:r>
+          </w:p>
+        </w:tc>
+        <w:tc>
+          <w:tcPr/>
+          <w:p>
+            <w:pPr>
+              <w:pStyle w:val="Compact"/>
+            </w:pPr>
+            <w:r>
+              <w:t xml:space="preserve">0.045</w:t>
+            </w:r>
+          </w:p>
+        </w:tc>
+        <w:tc>
+          <w:tcPr/>
+          <w:p>
+            <w:pPr>
+              <w:pStyle w:val="Compact"/>
+            </w:pPr>
+            <w:r>
+              <w:t xml:space="preserve">0.703</w:t>
+            </w:r>
+          </w:p>
+        </w:tc>
+      </w:tr>
+      <w:tr>
+        <w:tc>
+          <w:tcPr/>
+          <w:p>
+            <w:pPr>
+              <w:pStyle w:val="Compact"/>
+            </w:pPr>
+            <w:r>
+              <w:t xml:space="preserve">Difficult</w:t>
+            </w:r>
+          </w:p>
+        </w:tc>
+        <w:tc>
+          <w:tcPr/>
+          <w:p>
+            <w:pPr>
+              <w:pStyle w:val="Compact"/>
+            </w:pPr>
+            <w:r>
+              <w:t xml:space="preserve">Anxiety - Hope</w:t>
+            </w:r>
+          </w:p>
+        </w:tc>
+        <w:tc>
+          <w:tcPr/>
+          <w:p>
+            <w:pPr>
+              <w:pStyle w:val="Compact"/>
+            </w:pPr>
+            <w:r>
+              <w:t xml:space="preserve">-0.073</w:t>
+            </w:r>
+          </w:p>
+        </w:tc>
+        <w:tc>
+          <w:tcPr/>
+          <w:p>
+            <w:pPr>
+              <w:pStyle w:val="Compact"/>
+            </w:pPr>
+            <w:r>
+              <w:t xml:space="preserve">-0.152</w:t>
+            </w:r>
+          </w:p>
+        </w:tc>
+        <w:tc>
+          <w:tcPr/>
+          <w:p>
+            <w:pPr>
+              <w:pStyle w:val="Compact"/>
+            </w:pPr>
+            <w:r>
+              <w:t xml:space="preserve">0.009</w:t>
+            </w:r>
+          </w:p>
+        </w:tc>
+        <w:tc>
+          <w:tcPr/>
+          <w:p>
+            <w:pPr>
+              <w:pStyle w:val="Compact"/>
+            </w:pPr>
+            <w:r>
+              <w:t xml:space="preserve">0.959</w:t>
+            </w:r>
+          </w:p>
+        </w:tc>
+      </w:tr>
+      <w:tr>
+        <w:tc>
+          <w:tcPr/>
+          <w:p>
+            <w:pPr>
+              <w:pStyle w:val="Compact"/>
+            </w:pPr>
+            <w:r>
+              <w:t xml:space="preserve">Coping</w:t>
+            </w:r>
+          </w:p>
+        </w:tc>
+        <w:tc>
+          <w:tcPr/>
+          <w:p>
+            <w:pPr>
+              <w:pStyle w:val="Compact"/>
+            </w:pPr>
+            <w:r>
+              <w:t xml:space="preserve">Anxiety - Hope</w:t>
+            </w:r>
+          </w:p>
+        </w:tc>
+        <w:tc>
+          <w:tcPr/>
+          <w:p>
+            <w:pPr>
+              <w:pStyle w:val="Compact"/>
+            </w:pPr>
+            <w:r>
+              <w:t xml:space="preserve">0.016</w:t>
+            </w:r>
+          </w:p>
+        </w:tc>
+        <w:tc>
+          <w:tcPr/>
+          <w:p>
+            <w:pPr>
+              <w:pStyle w:val="Compact"/>
+            </w:pPr>
+            <w:r>
+              <w:t xml:space="preserve">-0.043</w:t>
+            </w:r>
+          </w:p>
+        </w:tc>
+        <w:tc>
+          <w:tcPr/>
+          <w:p>
+            <w:pPr>
+              <w:pStyle w:val="Compact"/>
+            </w:pPr>
+            <w:r>
+              <w:t xml:space="preserve">0.072</w:t>
+            </w:r>
+          </w:p>
+        </w:tc>
+        <w:tc>
+          <w:tcPr/>
+          <w:p>
+            <w:pPr>
+              <w:pStyle w:val="Compact"/>
+            </w:pPr>
+            <w:r>
+              <w:t xml:space="preserve">0.712</w:t>
+            </w:r>
+          </w:p>
+        </w:tc>
+      </w:tr>
+      <w:tr>
+        <w:tc>
+          <w:tcPr/>
+          <w:p>
+            <w:pPr>
+              <w:pStyle w:val="Compact"/>
+            </w:pPr>
+            <w:r>
+              <w:t xml:space="preserve">Comfortable</w:t>
+            </w:r>
+          </w:p>
+        </w:tc>
+        <w:tc>
+          <w:tcPr/>
+          <w:p>
+            <w:pPr>
+              <w:pStyle w:val="Compact"/>
+            </w:pPr>
+            <w:r>
+              <w:t xml:space="preserve">Anxiety - Hope</w:t>
+            </w:r>
+          </w:p>
+        </w:tc>
+        <w:tc>
+          <w:tcPr/>
+          <w:p>
+            <w:pPr>
+              <w:pStyle w:val="Compact"/>
+            </w:pPr>
+            <w:r>
+              <w:t xml:space="preserve">0.003</w:t>
+            </w:r>
+          </w:p>
+        </w:tc>
+        <w:tc>
+          <w:tcPr/>
+          <w:p>
+            <w:pPr>
+              <w:pStyle w:val="Compact"/>
+            </w:pPr>
+            <w:r>
+              <w:t xml:space="preserve">-0.057</w:t>
+            </w:r>
+          </w:p>
+        </w:tc>
+        <w:tc>
+          <w:tcPr/>
+          <w:p>
+            <w:pPr>
+              <w:pStyle w:val="Compact"/>
+            </w:pPr>
+            <w:r>
+              <w:t xml:space="preserve">0.062</w:t>
+            </w:r>
+          </w:p>
+        </w:tc>
+        <w:tc>
+          <w:tcPr/>
+          <w:p>
+            <w:pPr>
+              <w:pStyle w:val="Compact"/>
+            </w:pPr>
+            <w:r>
+              <w:t xml:space="preserve">0.544</w:t>
             </w:r>
           </w:p>
         </w:tc>
@@ -1534,6 +2161,8 @@
     </w:pPr>
     <w:rPr>
       <w:rFonts w:asciiTheme="majorHAnsi" w:cstheme="majorBidi" w:eastAsiaTheme="majorEastAsia" w:hAnsiTheme="majorHAnsi"/>
+      <w:spacing w:val="-10"/>
+      <w:kern w:val="28"/>
       <w:sz w:val="56"/>
       <w:szCs w:val="56"/>
     </w:rPr>
@@ -1546,6 +2175,8 @@
     <w:rsid w:val="00A10FD9"/>
     <w:rPr>
       <w:rFonts w:asciiTheme="majorHAnsi" w:cstheme="majorBidi" w:eastAsiaTheme="majorEastAsia" w:hAnsiTheme="majorHAnsi"/>
+      <w:spacing w:val="-10"/>
+      <w:kern w:val="28"/>
       <w:sz w:val="56"/>
       <w:szCs w:val="56"/>
     </w:rPr>
@@ -1586,31 +2217,23 @@
   </w:style>
   <w:style w:customStyle="1" w:styleId="Author" w:type="paragraph">
     <w:name w:val="Author"/>
-    <w:basedOn w:val="Title"/>
     <w:next w:val="BodyText"/>
     <w:qFormat/>
     <w:pPr>
       <w:keepNext/>
       <w:keepLines/>
+      <w:jc w:val="center"/>
     </w:pPr>
-    <w:rPr>
-      <w:sz w:val="24"/>
-      <w:szCs w:val="24"/>
-    </w:rPr>
   </w:style>
   <w:style w:styleId="Date" w:type="paragraph">
     <w:name w:val="Date"/>
-    <w:basedOn w:val="Title"/>
     <w:next w:val="BodyText"/>
     <w:qFormat/>
     <w:pPr>
       <w:keepNext/>
       <w:keepLines/>
+      <w:jc w:val="center"/>
     </w:pPr>
-    <w:rPr>
-      <w:sz w:val="24"/>
-      <w:szCs w:val="24"/>
-    </w:rPr>
   </w:style>
   <w:style w:customStyle="1" w:styleId="AbstractTitle" w:type="paragraph">
     <w:name w:val="Abstract Title"/>
